--- a/student-guide/Course_Name.docx
+++ b/student-guide/Course_Name.docx
@@ -27,13 +27,13 @@
         <w:pStyle w:val="Date"/>
       </w:pPr>
       <w:r>
-        <w:t xml:space="preserve">May</w:t>
+        <w:t xml:space="preserve">September</w:t>
       </w:r>
       <w:r>
         <w:t xml:space="preserve"> </w:t>
       </w:r>
       <w:r>
-        <w:t xml:space="preserve">01,</w:t>
+        <w:t xml:space="preserve">15,</w:t>
       </w:r>
       <w:r>
         <w:t xml:space="preserve"> </w:t>

--- a/student-guide/Course_Name.docx
+++ b/student-guide/Course_Name.docx
@@ -27,13 +27,13 @@
         <w:pStyle w:val="Date"/>
       </w:pPr>
       <w:r>
-        <w:t xml:space="preserve">May</w:t>
+        <w:t xml:space="preserve">September</w:t>
       </w:r>
       <w:r>
         <w:t xml:space="preserve"> </w:t>
       </w:r>
       <w:r>
-        <w:t xml:space="preserve">01,</w:t>
+        <w:t xml:space="preserve">21,</w:t>
       </w:r>
       <w:r>
         <w:t xml:space="preserve"> </w:t>

--- a/student-guide/Course_Name.docx
+++ b/student-guide/Course_Name.docx
@@ -27,13 +27,13 @@
         <w:pStyle w:val="Date"/>
       </w:pPr>
       <w:r>
-        <w:t xml:space="preserve">May</w:t>
+        <w:t xml:space="preserve">September</w:t>
       </w:r>
       <w:r>
         <w:t xml:space="preserve"> </w:t>
       </w:r>
       <w:r>
-        <w:t xml:space="preserve">01,</w:t>
+        <w:t xml:space="preserve">29,</w:t>
       </w:r>
       <w:r>
         <w:t xml:space="preserve"> </w:t>

--- a/student-guide/Course_Name.docx
+++ b/student-guide/Course_Name.docx
@@ -27,13 +27,13 @@
         <w:pStyle w:val="Date"/>
       </w:pPr>
       <w:r>
-        <w:t xml:space="preserve">September</w:t>
+        <w:t xml:space="preserve">October</w:t>
       </w:r>
       <w:r>
         <w:t xml:space="preserve"> </w:t>
       </w:r>
       <w:r>
-        <w:t xml:space="preserve">29,</w:t>
+        <w:t xml:space="preserve">23,</w:t>
       </w:r>
       <w:r>
         <w:t xml:space="preserve"> </w:t>
